--- a/Sprint20260921-20261002/HERO-68390_20260930_151226.docx
+++ b/Sprint20260921-20261002/HERO-68390_20260930_151226.docx
@@ -1020,209 +1020,6 @@
         <w:t>3. The echo token is reused across the retry attempt</w:t>
       </w:r>
     </w:p>
-    <w:p>
-      <w:pPr>
-        <w:spacing w:before="200" w:after="120"/>
-      </w:pPr>
-      <w:r>
-        <w:rPr>
-          <w:rFonts w:ascii="Arial" w:hAnsi="Arial" w:eastAsia="Arial" w:cs="Arial"/>
-          <w:b/>
-          <w:color w:val="000000"/>
-          <w:sz w:val="26"/>
-          <w:u w:val="single"/>
-        </w:rPr>
-        <w:t>Appendix</w:t>
-      </w:r>
-    </w:p>
-    <w:p>
-      <w:pPr>
-        <w:spacing w:before="160" w:after="80"/>
-      </w:pPr>
-      <w:r>
-        <w:rPr>
-          <w:rFonts w:ascii="Arial" w:hAnsi="Arial" w:eastAsia="Arial" w:cs="Arial"/>
-          <w:b/>
-          <w:color w:val="001EFF"/>
-          <w:sz w:val="24"/>
-          <w:u w:val="none"/>
-        </w:rPr>
-        <w:t>A1.Acceptance Criteria from JIRA (HERO-68390)</w:t>
-      </w:r>
-    </w:p>
-    <w:p>
-      <w:pPr>
-        <w:spacing w:before="0" w:after="80"/>
-      </w:pPr>
-      <w:r>
-        <w:rPr>
-          <w:rFonts w:ascii="Arial" w:hAnsi="Arial" w:eastAsia="Arial" w:cs="Arial"/>
-          <w:b/>
-          <w:color w:val="000000"/>
-          <w:sz w:val="20"/>
-          <w:u w:val="none"/>
-        </w:rPr>
-        <w:t>Expected Behavior:</w:t>
-      </w:r>
-    </w:p>
-    <w:p>
-      <w:pPr>
-        <w:spacing w:before="0" w:after="40"/>
-        <w:ind w:left="360" w:hanging="240"/>
-      </w:pPr>
-      <w:r>
-        <w:rPr>
-          <w:rFonts w:ascii="Arial" w:hAnsi="Arial" w:eastAsia="Arial" w:cs="Arial"/>
-          <w:b w:val="0"/>
-          <w:color w:val="000000"/>
-          <w:sz w:val="20"/>
-          <w:u w:val="none"/>
-        </w:rPr>
-        <w:t>1. System is able to save the retry detail in extra info and reuse the echo token in retry PMS void posting</w:t>
-      </w:r>
-    </w:p>
-    <w:p>
-      <w:pPr>
-        <w:spacing w:before="0" w:after="40"/>
-        <w:ind w:left="360" w:hanging="240"/>
-      </w:pPr>
-      <w:r>
-        <w:rPr>
-          <w:rFonts w:ascii="Arial" w:hAnsi="Arial" w:eastAsia="Arial" w:cs="Arial"/>
-          <w:b w:val="0"/>
-          <w:color w:val="000000"/>
-          <w:sz w:val="20"/>
-          <w:u w:val="none"/>
-        </w:rPr>
-        <w:t>2. If the retry packet is too long, the system gathers all cropped parts to form a complete retry detail for void posting</w:t>
-      </w:r>
-    </w:p>
-    <w:p>
-      <w:pPr>
-        <w:spacing w:before="0" w:after="40"/>
-        <w:ind w:left="360" w:hanging="240"/>
-      </w:pPr>
-      <w:r>
-        <w:rPr>
-          <w:rFonts w:ascii="Arial" w:hAnsi="Arial" w:eastAsia="Arial" w:cs="Arial"/>
-          <w:b w:val="0"/>
-          <w:color w:val="000000"/>
-          <w:sz w:val="20"/>
-          <w:u w:val="none"/>
-        </w:rPr>
-        <w:t>3. The fix applies to HTNG PMS interface types: Shiji, Shiji Template 1 and ShijiConnect+</w:t>
-      </w:r>
-    </w:p>
-    <w:p>
-      <w:pPr>
-        <w:spacing w:before="0" w:after="40"/>
-        <w:ind w:left="360" w:hanging="240"/>
-      </w:pPr>
-      <w:r>
-        <w:rPr>
-          <w:rFonts w:ascii="Arial" w:hAnsi="Arial" w:eastAsia="Arial" w:cs="Arial"/>
-          <w:b w:val="0"/>
-          <w:color w:val="000000"/>
-          <w:sz w:val="20"/>
-          <w:u w:val="none"/>
-        </w:rPr>
-        <w:t>4. After receiving timeout or error from void posting, the system saves the original posting packet for later retry and reuses the echo token</w:t>
-      </w:r>
-    </w:p>
-    <w:p>
-      <w:pPr>
-        <w:spacing w:before="0" w:after="80"/>
-      </w:pPr>
-      <w:r>
-        <w:rPr>
-          <w:rFonts w:ascii="Arial" w:hAnsi="Arial" w:eastAsia="Arial" w:cs="Arial"/>
-          <w:b/>
-          <w:color w:val="000000"/>
-          <w:sz w:val="20"/>
-          <w:u w:val="none"/>
-        </w:rPr>
-        <w:t>Applicable Interface Types:</w:t>
-      </w:r>
-    </w:p>
-    <w:p>
-      <w:pPr>
-        <w:spacing w:before="0" w:after="40"/>
-        <w:ind w:left="360" w:hanging="240"/>
-      </w:pPr>
-      <w:r>
-        <w:rPr>
-          <w:rFonts w:ascii="Arial" w:hAnsi="Arial" w:eastAsia="Arial" w:cs="Arial"/>
-          <w:b w:val="0"/>
-          <w:color w:val="000000"/>
-          <w:sz w:val="20"/>
-          <w:u w:val="none"/>
-        </w:rPr>
-        <w:t>• HTNG PMS interface, type Shiji</w:t>
-      </w:r>
-    </w:p>
-    <w:p>
-      <w:pPr>
-        <w:spacing w:before="0" w:after="40"/>
-        <w:ind w:left="360" w:hanging="240"/>
-      </w:pPr>
-      <w:r>
-        <w:rPr>
-          <w:rFonts w:ascii="Arial" w:hAnsi="Arial" w:eastAsia="Arial" w:cs="Arial"/>
-          <w:b w:val="0"/>
-          <w:color w:val="000000"/>
-          <w:sz w:val="20"/>
-          <w:u w:val="none"/>
-        </w:rPr>
-        <w:t>• HTNG PMS interface, type Shiji Template 1</w:t>
-      </w:r>
-    </w:p>
-    <w:p>
-      <w:pPr>
-        <w:spacing w:before="0" w:after="40"/>
-        <w:ind w:left="360" w:hanging="240"/>
-      </w:pPr>
-      <w:r>
-        <w:rPr>
-          <w:rFonts w:ascii="Arial" w:hAnsi="Arial" w:eastAsia="Arial" w:cs="Arial"/>
-          <w:b w:val="0"/>
-          <w:color w:val="000000"/>
-          <w:sz w:val="20"/>
-          <w:u w:val="none"/>
-        </w:rPr>
-        <w:t>• HTNG PMS interface, type ShijiConnect+</w:t>
-      </w:r>
-    </w:p>
-    <w:p>
-      <w:pPr>
-        <w:spacing w:before="0" w:after="80"/>
-      </w:pPr>
-      <w:r>
-        <w:rPr>
-          <w:rFonts w:ascii="Arial" w:hAnsi="Arial" w:eastAsia="Arial" w:cs="Arial"/>
-          <w:b/>
-          <w:color w:val="000000"/>
-          <w:sz w:val="20"/>
-          <w:u w:val="none"/>
-        </w:rPr>
-        <w:t>Setup Reference:</w:t>
-      </w:r>
-    </w:p>
-    <w:p>
-      <w:pPr>
-        <w:spacing w:before="0" w:after="40"/>
-        <w:ind w:left="360" w:hanging="240"/>
-      </w:pPr>
-      <w:r>
-        <w:rPr>
-          <w:rFonts w:ascii="Arial" w:hAnsi="Arial" w:eastAsia="Arial" w:cs="Arial"/>
-          <w:b w:val="0"/>
-          <w:color w:val="000000"/>
-          <w:sz w:val="20"/>
-          <w:u w:val="none"/>
-        </w:rPr>
-        <w:t>• Infrasys Cloud POS - HTNG (Shiji Type) PMS Setup and Workflow Document v1.0.0.21</w:t>
-      </w:r>
-    </w:p>
     <w:sectPr>
       <w:pgSz w:w="12240" w:h="15840"/>
       <w:pgMar w:top="1440" w:right="1800" w:bottom="1440" w:left="1800" w:header="720" w:footer="720" w:gutter="0"/>
